--- a/conference-template-a4.docx
+++ b/conference-template-a4.docx
@@ -12,34 +12,12 @@
       </w:pPr>
       <w:r>
         <w:rPr>
+          <w:rFonts w:cs="Angsana New"/>
           <w:kern w:val="48"/>
-        </w:rPr>
-        <w:t>Paper Title</w:t>
-      </w:r>
-      <w:r>
-        <w:rPr>
-          <w:kern w:val="48"/>
-        </w:rPr>
-        <w:t>*</w:t>
-      </w:r>
-      <w:r>
-        <w:rPr>
-          <w:kern w:val="48"/>
-        </w:rPr>
-        <w:t xml:space="preserve"> (use style: </w:t>
-      </w:r>
-      <w:r>
-        <w:rPr>
-          <w:iCs/>
-          <w:kern w:val="48"/>
-        </w:rPr>
-        <w:t>paper title</w:t>
-      </w:r>
-      <w:r>
-        <w:rPr>
-          <w:kern w:val="48"/>
-        </w:rPr>
-        <w:t>)</w:t>
+          <w:szCs w:val="61"/>
+          <w:lang w:bidi="th-TH"/>
+        </w:rPr>
+        <w:t>Formal</w:t>
       </w:r>
     </w:p>
     <w:p>
